--- a/docs/PRD_머니냥_v2.0.docx
+++ b/docs/PRD_머니냥_v2.0.docx
@@ -530,6 +530,17 @@
     </w:p>
     <w:p>
       <w:pPr>
+        <w:ind w:left="280"/>
+      </w:pPr>
+      <w:r>
+        <w:rPr>
+          <w:sz w:val="20"/>
+        </w:rPr>
+        <w:t xml:space="preserve">• 모바일 셸 헤더: 캐릭터 왼쪽 삼선(햄버거) → 왼쪽 드로어(근무 시간 설정 + 빠른 메뉴: 백업·복원·직업 설정·튜토리얼·초기화). 히어로 시간은 근무형태(주간/야간/2교대/3교대)와 오늘의 조(오늘 기록 조 → 고정조/소속 조) 기준으로 계산. 오른쪽 엣지 SAO 스와이프 메뉴는 제거(beta.50) — 진입점을 삼선·설정 탭으로 일원화.</w:t>
+      </w:r>
+    </w:p>
+    <w:p>
+      <w:pPr>
         <w:spacing w:before="220" w:after="120"/>
       </w:pPr>
       <w:r>
@@ -981,6 +992,17 @@
         <w:rPr>
           <w:sz w:val="20"/>
         </w:rPr>
+        <w:t xml:space="preserve">• 셸: 삼선 드로어 개폐(직장인·회사알바)/sidebar-disabled 직종 삼선 숨김/빠른 메뉴 5종/교대조별 히어로 시각/SAO 엣지 스와이프 잔재 0</w:t>
+      </w:r>
+    </w:p>
+    <w:p>
+      <w:pPr>
+        <w:ind w:left="280"/>
+      </w:pPr>
+      <w:r>
+        <w:rPr>
+          <w:sz w:val="20"/>
+        </w:rPr>
         <w:t xml:space="preserve">• 근태: 출근/퇴근/연차/조퇴/결근 브리핑·색상, 사업장 카드/관리(생성·수정·삭제·메인변경·순서)</w:t>
       </w:r>
     </w:p>
@@ -1102,6 +1124,28 @@
           <w:sz w:val="32"/>
         </w:rPr>
         <w:t xml:space="preserve">6. 개정 이력 (v2.0 · 베타 반영)</w:t>
+      </w:r>
+    </w:p>
+    <w:p>
+      <w:pPr>
+        <w:ind w:left="280"/>
+      </w:pPr>
+      <w:r>
+        <w:rPr>
+          <w:sz w:val="20"/>
+        </w:rPr>
+        <w:t xml:space="preserve">• beta.50 (07-28): 오른쪽 엣지 SAO 스와이프 메뉴 제거(소유자 결정) - 백업·복원·직업 설정·튜토리얼·초기화는 삼선 드로어 빠른 메뉴와 설정 탭으로 일원화. #import-inp2(iOS 복원)는 유지.</w:t>
+      </w:r>
+    </w:p>
+    <w:p>
+      <w:pPr>
+        <w:ind w:left="280"/>
+      </w:pPr>
+      <w:r>
+        <w:rPr>
+          <w:sz w:val="20"/>
+        </w:rPr>
+        <w:t xml:space="preserve">• beta.49 (07-27): 교대 근무자 홈 시간 버그 수정 - _shiftPlan()이 2·3교대의 오늘 조를 반영해 시작·종료 시각 계산(기존 09~18 고정). 모바일 셸 헤더에 삼선(햄버거) 복귀 - 왼쪽 드로어(근무 시간 설정) 연결, 드로어에 빠른 메뉴 추가.</w:t>
       </w:r>
     </w:p>
     <w:p>
